--- a/USAGE_GUIDE.docx
+++ b/USAGE_GUIDE.docx
@@ -52,7 +52,7 @@
         </w:p>
       </w:sdtContent>
     </w:sdt>
-    <w:bookmarkStart w:id="57" w:name="руководство-пользователя-со-скриншотами"/>
+    <w:bookmarkStart w:id="63" w:name="руководство-пользователя-со-скриншотами"/>
     <w:p>
       <w:pPr>
         <w:pStyle w:val="Heading1"/>
@@ -302,6 +302,23 @@
             <w:rStyle w:val="Hyperlink"/>
           </w:rPr>
           <w:t xml:space="preserve">Часть 7. Вкладка «🎭 Режимы» и адаптивные веса</w:t>
+        </w:r>
+      </w:hyperlink>
+    </w:p>
+    <w:p>
+      <w:pPr>
+        <w:pStyle w:val="Compact"/>
+        <w:numPr>
+          <w:ilvl w:val="0"/>
+          <w:numId w:val="1001"/>
+        </w:numPr>
+      </w:pPr>
+      <w:hyperlink w:anchor="часть-7bis-вкладка--сезонность">
+        <w:r>
+          <w:rPr>
+            <w:rStyle w:val="Hyperlink"/>
+          </w:rPr>
+          <w:t xml:space="preserve">Часть 7-bis. Вкладка «🗓️ Сезонность»</w:t>
         </w:r>
       </w:hyperlink>
     </w:p>
@@ -3961,7 +3978,7 @@
       </w:r>
     </w:p>
     <w:bookmarkEnd w:id="28"/>
-    <w:bookmarkStart w:id="30" w:name="часть-7.-вкладка-режимы"/>
+    <w:bookmarkStart w:id="36" w:name="часть-7.-вкладка-режимы"/>
     <w:p>
       <w:pPr>
         <w:pStyle w:val="Heading2"/>
@@ -4208,9 +4225,842 @@
         </w:pict>
       </w:r>
     </w:p>
+    <w:p>
+      <w:pPr>
+        <w:pStyle w:val="FirstParagraph"/>
+      </w:pPr>
+      <w:r>
+        <w:t xml:space="preserve"> </w:t>
+      </w:r>
+      <w:r>
+        <w:t xml:space="preserve">## Часть 7-bis. Вкладка «🗓️ Сезонность»</w:t>
+      </w:r>
+    </w:p>
+    <w:p>
+      <w:pPr>
+        <w:pStyle w:val="BodyText"/>
+      </w:pPr>
+      <w:r>
+        <w:t xml:space="preserve">Эта вкладка отвечает на вопрос:</w:t>
+      </w:r>
+      <w:r>
+        <w:t xml:space="preserve"> </w:t>
+      </w:r>
+      <w:r>
+        <w:rPr>
+          <w:b/>
+          <w:bCs/>
+        </w:rPr>
+        <w:t xml:space="preserve">«А что обычно происходит с ценой меди в это время года?»</w:t>
+      </w:r>
+      <w:r>
+        <w:t xml:space="preserve"> </w:t>
+      </w:r>
+      <w:r>
+        <w:t xml:space="preserve">Бесплатная альтернатива сервису Seasonax — построена на тех же 5 годах истории, но интегрирована в наш дашборд.</w:t>
+      </w:r>
+    </w:p>
+    <w:p>
+      <w:pPr>
+        <w:pStyle w:val="BlockText"/>
+      </w:pPr>
+      <w:r>
+        <w:rPr>
+          <w:b/>
+          <w:bCs/>
+        </w:rPr>
+        <w:t xml:space="preserve">📸 Скриншот #12-season: Вкладка «Сезонность»</w:t>
+      </w:r>
+    </w:p>
+    <w:p>
+      <w:pPr>
+        <w:pStyle w:val="BlockText"/>
+      </w:pPr>
+      <w:r>
+        <w:rPr>
+          <w:i/>
+          <w:iCs/>
+        </w:rPr>
+        <w:t xml:space="preserve">Кликнуть на вкладку. Сделать скриншот верха страницы:</w:t>
+      </w:r>
+      <w:r>
+        <w:t xml:space="preserve"> </w:t>
+      </w:r>
+      <w:r>
+        <w:t xml:space="preserve">-</w:t>
+      </w:r>
+      <w:r>
+        <w:t xml:space="preserve"> </w:t>
+      </w:r>
+      <w:r>
+        <w:rPr>
+          <w:i/>
+          <w:iCs/>
+        </w:rPr>
+        <w:t xml:space="preserve">Три метрики: Лучший месяц, Худший месяц, Глубина истории</w:t>
+      </w:r>
+      <w:r>
+        <w:t xml:space="preserve"> </w:t>
+      </w:r>
+      <w:r>
+        <w:t xml:space="preserve">-</w:t>
+      </w:r>
+      <w:r>
+        <w:t xml:space="preserve"> </w:t>
+      </w:r>
+      <w:r>
+        <w:rPr>
+          <w:i/>
+          <w:iCs/>
+        </w:rPr>
+        <w:t xml:space="preserve">Тепловая карта годы × месяцы со значениями доходности</w:t>
+      </w:r>
+    </w:p>
+    <w:p>
+      <w:pPr>
+        <w:pStyle w:val="FirstParagraph"/>
+      </w:pPr>
+      <w:r>
+        <w:t xml:space="preserve">Вкладка состоит из</w:t>
+      </w:r>
+      <w:r>
+        <w:t xml:space="preserve"> </w:t>
+      </w:r>
+      <w:r>
+        <w:rPr>
+          <w:b/>
+          <w:bCs/>
+        </w:rPr>
+        <w:t xml:space="preserve">6 блоков</w:t>
+      </w:r>
+      <w:r>
+        <w:t xml:space="preserve"> </w:t>
+      </w:r>
+      <w:r>
+        <w:t xml:space="preserve">(сверху вниз):</w:t>
+      </w:r>
+    </w:p>
     <w:bookmarkEnd w:id="29"/>
+    <w:bookmarkStart w:id="30" w:name="тепловая-карта-годы-месяцы"/>
+    <w:p>
+      <w:pPr>
+        <w:pStyle w:val="Heading3"/>
+      </w:pPr>
+      <w:r>
+        <w:t xml:space="preserve">1. Тепловая карта годы × месяцы</w:t>
+      </w:r>
+    </w:p>
+    <w:p>
+      <w:pPr>
+        <w:pStyle w:val="FirstParagraph"/>
+      </w:pPr>
+      <w:r>
+        <w:t xml:space="preserve">Цветная сетка: строки — годы, столбцы — месяцы.</w:t>
+      </w:r>
+      <w:r>
+        <w:t xml:space="preserve"> </w:t>
+      </w:r>
+      <w:r>
+        <w:rPr>
+          <w:b/>
+          <w:bCs/>
+        </w:rPr>
+        <w:t xml:space="preserve">Зелёный</w:t>
+      </w:r>
+      <w:r>
+        <w:t xml:space="preserve"> </w:t>
+      </w:r>
+      <w:r>
+        <w:t xml:space="preserve">= месяц с ростом,</w:t>
+      </w:r>
+      <w:r>
+        <w:t xml:space="preserve"> </w:t>
+      </w:r>
+      <w:r>
+        <w:rPr>
+          <w:b/>
+          <w:bCs/>
+        </w:rPr>
+        <w:t xml:space="preserve">красный</w:t>
+      </w:r>
+      <w:r>
+        <w:t xml:space="preserve"> </w:t>
+      </w:r>
+      <w:r>
+        <w:t xml:space="preserve">= с падением. В каждой ячейке — точная доходность.</w:t>
+      </w:r>
+    </w:p>
+    <w:p>
+      <w:pPr>
+        <w:pStyle w:val="BodyText"/>
+      </w:pPr>
+      <w:r>
+        <w:rPr>
+          <w:b/>
+          <w:bCs/>
+        </w:rPr>
+        <w:t xml:space="preserve">Что видно:</w:t>
+      </w:r>
+      <w:r>
+        <w:t xml:space="preserve"> </w:t>
+      </w:r>
+      <w:r>
+        <w:t xml:space="preserve">повторяющиеся паттерны. Например, январь часто зелёный, июнь часто красный — это</w:t>
+      </w:r>
+      <w:r>
+        <w:t xml:space="preserve"> </w:t>
+      </w:r>
+      <w:r>
+        <w:rPr>
+          <w:b/>
+          <w:bCs/>
+        </w:rPr>
+        <w:t xml:space="preserve">сезонность</w:t>
+      </w:r>
+      <w:r>
+        <w:t xml:space="preserve"> </w:t>
+      </w:r>
+      <w:r>
+        <w:t xml:space="preserve">в чистом виде.</w:t>
+      </w:r>
+    </w:p>
     <w:bookmarkEnd w:id="30"/>
-    <w:bookmarkStart w:id="32" w:name="часть-8.-вкладка-новости-и-события"/>
+    <w:bookmarkStart w:id="31" w:name="средняя-доходность-по-месяцам"/>
+    <w:p>
+      <w:pPr>
+        <w:pStyle w:val="Heading3"/>
+      </w:pPr>
+      <w:r>
+        <w:t xml:space="preserve">2. Средняя доходность по месяцам</w:t>
+      </w:r>
+    </w:p>
+    <w:p>
+      <w:pPr>
+        <w:pStyle w:val="BlockText"/>
+      </w:pPr>
+      <w:r>
+        <w:rPr>
+          <w:b/>
+          <w:bCs/>
+        </w:rPr>
+        <w:t xml:space="preserve">📸 Скриншот #12-season-monthly: Бар-чарт по месяцам</w:t>
+      </w:r>
+    </w:p>
+    <w:p>
+      <w:pPr>
+        <w:pStyle w:val="BlockText"/>
+      </w:pPr>
+      <w:r>
+        <w:rPr>
+          <w:i/>
+          <w:iCs/>
+        </w:rPr>
+        <w:t xml:space="preserve">Сделать скриншот блока: вертикальные столбцы для 12 месяцев (зелёные/красные) + таблица справа со значениями.</w:t>
+      </w:r>
+    </w:p>
+    <w:p>
+      <w:pPr>
+        <w:pStyle w:val="FirstParagraph"/>
+      </w:pPr>
+      <w:r>
+        <w:rPr>
+          <w:b/>
+          <w:bCs/>
+        </w:rPr>
+        <w:t xml:space="preserve">Зачем нужно:</w:t>
+      </w:r>
+      <w:r>
+        <w:t xml:space="preserve"> </w:t>
+      </w:r>
+      <w:r>
+        <w:t xml:space="preserve">если вы планируете закупку в</w:t>
+      </w:r>
+      <w:r>
+        <w:t xml:space="preserve"> </w:t>
+      </w:r>
+      <w:r>
+        <w:rPr>
+          <w:b/>
+          <w:bCs/>
+        </w:rPr>
+        <w:t xml:space="preserve">июне</w:t>
+      </w:r>
+      <w:r>
+        <w:t xml:space="preserve"> </w:t>
+      </w:r>
+      <w:r>
+        <w:t xml:space="preserve">— посмотрите,</w:t>
+      </w:r>
+      <w:r>
+        <w:t xml:space="preserve"> </w:t>
+      </w:r>
+      <w:r>
+        <w:rPr>
+          <w:b/>
+          <w:bCs/>
+        </w:rPr>
+        <w:t xml:space="preserve">какова средняя доходность июня за 5 лет</w:t>
+      </w:r>
+      <w:r>
+        <w:t xml:space="preserve">. Если −3% — это сигнал «обычно цена тут падает, можно подождать».</w:t>
+      </w:r>
+    </w:p>
+    <w:bookmarkEnd w:id="31"/>
+    <w:bookmarkStart w:id="32" w:name="эффект-дня-недели"/>
+    <w:p>
+      <w:pPr>
+        <w:pStyle w:val="Heading3"/>
+      </w:pPr>
+      <w:r>
+        <w:t xml:space="preserve">3. Эффект дня недели</w:t>
+      </w:r>
+    </w:p>
+    <w:p>
+      <w:pPr>
+        <w:pStyle w:val="FirstParagraph"/>
+      </w:pPr>
+      <w:r>
+        <w:t xml:space="preserve">Какой день недели для меди лучший/худший.</w:t>
+      </w:r>
+      <w:r>
+        <w:t xml:space="preserve"> </w:t>
+      </w:r>
+      <w:r>
+        <w:rPr>
+          <w:b/>
+          <w:bCs/>
+        </w:rPr>
+        <w:t xml:space="preserve">Это в большей степени любопытство</w:t>
+      </w:r>
+      <w:r>
+        <w:t xml:space="preserve">, чем сигнал — эффекты на уровне 0.05% статистически не значимы.</w:t>
+      </w:r>
+    </w:p>
+    <w:bookmarkEnd w:id="32"/>
+    <w:bookmarkStart w:id="33" w:name="stl-декомпозиция-тренд-сезонность-шум"/>
+    <w:p>
+      <w:pPr>
+        <w:pStyle w:val="Heading3"/>
+      </w:pPr>
+      <w:r>
+        <w:t xml:space="preserve">4. STL-декомпозиция: тренд + сезонность + шум</w:t>
+      </w:r>
+    </w:p>
+    <w:p>
+      <w:pPr>
+        <w:pStyle w:val="BlockText"/>
+      </w:pPr>
+      <w:r>
+        <w:rPr>
+          <w:b/>
+          <w:bCs/>
+        </w:rPr>
+        <w:t xml:space="preserve">📸 Скриншот #12-season-stl: 3 графика STL</w:t>
+      </w:r>
+    </w:p>
+    <w:p>
+      <w:pPr>
+        <w:pStyle w:val="BlockText"/>
+      </w:pPr>
+      <w:r>
+        <w:rPr>
+          <w:i/>
+          <w:iCs/>
+        </w:rPr>
+        <w:t xml:space="preserve">Сделать скриншот трёх графиков один над другим: Тренд / Сезонная компонента / Остаток. Под графиками — строка с «Текущей сезонной компонентой».</w:t>
+      </w:r>
+    </w:p>
+    <w:p>
+      <w:pPr>
+        <w:pStyle w:val="FirstParagraph"/>
+      </w:pPr>
+      <w:r>
+        <w:rPr>
+          <w:b/>
+          <w:bCs/>
+        </w:rPr>
+        <w:t xml:space="preserve">Что делает STL:</w:t>
+      </w:r>
+      <w:r>
+        <w:t xml:space="preserve"> </w:t>
+      </w:r>
+      <w:r>
+        <w:t xml:space="preserve">разбивает цену на три компоненты:</w:t>
+      </w:r>
+      <w:r>
+        <w:t xml:space="preserve"> </w:t>
+      </w:r>
+      <w:r>
+        <w:t xml:space="preserve">-</w:t>
+      </w:r>
+      <w:r>
+        <w:t xml:space="preserve"> </w:t>
+      </w:r>
+      <w:r>
+        <w:rPr>
+          <w:b/>
+          <w:bCs/>
+        </w:rPr>
+        <w:t xml:space="preserve">Тренд</w:t>
+      </w:r>
+      <w:r>
+        <w:t xml:space="preserve"> </w:t>
+      </w:r>
+      <w:r>
+        <w:t xml:space="preserve">— долгосрочное направление (без шума)</w:t>
+      </w:r>
+      <w:r>
+        <w:t xml:space="preserve"> </w:t>
+      </w:r>
+      <w:r>
+        <w:t xml:space="preserve">-</w:t>
+      </w:r>
+      <w:r>
+        <w:t xml:space="preserve"> </w:t>
+      </w:r>
+      <w:r>
+        <w:rPr>
+          <w:b/>
+          <w:bCs/>
+        </w:rPr>
+        <w:t xml:space="preserve">Сезонная</w:t>
+      </w:r>
+      <w:r>
+        <w:t xml:space="preserve"> </w:t>
+      </w:r>
+      <w:r>
+        <w:t xml:space="preserve">— циклическая часть, повторяющаяся каждый год</w:t>
+      </w:r>
+      <w:r>
+        <w:t xml:space="preserve"> </w:t>
+      </w:r>
+      <w:r>
+        <w:t xml:space="preserve">-</w:t>
+      </w:r>
+      <w:r>
+        <w:t xml:space="preserve"> </w:t>
+      </w:r>
+      <w:r>
+        <w:rPr>
+          <w:b/>
+          <w:bCs/>
+        </w:rPr>
+        <w:t xml:space="preserve">Остаток</w:t>
+      </w:r>
+      <w:r>
+        <w:t xml:space="preserve"> </w:t>
+      </w:r>
+      <w:r>
+        <w:t xml:space="preserve">— всё остальное (шоки, новости, рандом)</w:t>
+      </w:r>
+    </w:p>
+    <w:p>
+      <w:pPr>
+        <w:pStyle w:val="BodyText"/>
+      </w:pPr>
+      <w:r>
+        <w:rPr>
+          <w:b/>
+          <w:bCs/>
+        </w:rPr>
+        <w:t xml:space="preserve">Главное число:</w:t>
+      </w:r>
+      <w:r>
+        <w:t xml:space="preserve"> </w:t>
+      </w:r>
+      <w:r>
+        <w:t xml:space="preserve">«Текущая сезонная компонента» под графиком. Если +5% — цена</w:t>
+      </w:r>
+      <w:r>
+        <w:t xml:space="preserve"> </w:t>
+      </w:r>
+      <w:r>
+        <w:rPr>
+          <w:b/>
+          <w:bCs/>
+        </w:rPr>
+        <w:t xml:space="preserve">сейчас на 5% выше</w:t>
+      </w:r>
+      <w:r>
+        <w:t xml:space="preserve"> </w:t>
+      </w:r>
+      <w:r>
+        <w:t xml:space="preserve">своего «нормального сезонного» уровня. Это сигнал к</w:t>
+      </w:r>
+      <w:r>
+        <w:t xml:space="preserve"> </w:t>
+      </w:r>
+      <w:r>
+        <w:rPr>
+          <w:b/>
+          <w:bCs/>
+        </w:rPr>
+        <w:t xml:space="preserve">возможному снижению</w:t>
+      </w:r>
+      <w:r>
+        <w:t xml:space="preserve"> </w:t>
+      </w:r>
+      <w:r>
+        <w:t xml:space="preserve">при возврате к среднему.</w:t>
+      </w:r>
+    </w:p>
+    <w:bookmarkEnd w:id="33"/>
+    <w:bookmarkStart w:id="34" w:name="X921fc0fbd02a4acc1088a86da5dbef7be0ec086"/>
+    <w:p>
+      <w:pPr>
+        <w:pStyle w:val="Heading3"/>
+      </w:pPr>
+      <w:r>
+        <w:t xml:space="preserve">5. Сезонный прогноз — что было в эти же дни в прошлом</w:t>
+      </w:r>
+    </w:p>
+    <w:p>
+      <w:pPr>
+        <w:pStyle w:val="BlockText"/>
+      </w:pPr>
+      <w:r>
+        <w:rPr>
+          <w:b/>
+          <w:bCs/>
+        </w:rPr>
+        <w:t xml:space="preserve">📸 Скриншот #12-season-forecast: Таблица сезонного прогноза</w:t>
+      </w:r>
+    </w:p>
+    <w:p>
+      <w:pPr>
+        <w:pStyle w:val="BlockText"/>
+      </w:pPr>
+      <w:r>
+        <w:rPr>
+          <w:i/>
+          <w:iCs/>
+        </w:rPr>
+        <w:t xml:space="preserve">Сделать скриншот таблицы с колонками Горизонт / P0 / Сезонный прогноз / Сезонная Δ% / Лет в выборке.</w:t>
+      </w:r>
+    </w:p>
+    <w:p>
+      <w:pPr>
+        <w:pStyle w:val="FirstParagraph"/>
+      </w:pPr>
+      <w:r>
+        <w:t xml:space="preserve">Для каждого из 5 горизонтов берётся интервал «сегодня → +H дней» в прошлые 5 лет, и считается</w:t>
+      </w:r>
+      <w:r>
+        <w:t xml:space="preserve"> </w:t>
+      </w:r>
+      <w:r>
+        <w:rPr>
+          <w:b/>
+          <w:bCs/>
+        </w:rPr>
+        <w:t xml:space="preserve">средняя доходность</w:t>
+      </w:r>
+      <w:r>
+        <w:t xml:space="preserve">.</w:t>
+      </w:r>
+    </w:p>
+    <w:p>
+      <w:pPr>
+        <w:pStyle w:val="BodyText"/>
+      </w:pPr>
+      <w:r>
+        <w:rPr>
+          <w:b/>
+          <w:bCs/>
+        </w:rPr>
+        <w:t xml:space="preserve">Пример:</w:t>
+      </w:r>
+      <w:r>
+        <w:t xml:space="preserve"> </w:t>
+      </w:r>
+      <w:r>
+        <w:t xml:space="preserve">если сегодня 27 мая, а H = 21 день, мы смотрим:</w:t>
+      </w:r>
+      <w:r>
+        <w:t xml:space="preserve"> </w:t>
+      </w:r>
+      <w:r>
+        <w:t xml:space="preserve">- 27.05.2025 → 17.06.2025: цена изменилась на −3.5%</w:t>
+      </w:r>
+      <w:r>
+        <w:t xml:space="preserve"> </w:t>
+      </w:r>
+      <w:r>
+        <w:t xml:space="preserve">- 27.05.2024 → 17.06.2024: −2.1%</w:t>
+      </w:r>
+      <w:r>
+        <w:t xml:space="preserve"> </w:t>
+      </w:r>
+      <w:r>
+        <w:t xml:space="preserve">- 27.05.2023 → 17.06.2023: +0.8%</w:t>
+      </w:r>
+      <w:r>
+        <w:t xml:space="preserve"> </w:t>
+      </w:r>
+      <w:r>
+        <w:t xml:space="preserve">- 27.05.2022 → 17.06.2022: −8.4%</w:t>
+      </w:r>
+      <w:r>
+        <w:t xml:space="preserve"> </w:t>
+      </w:r>
+      <w:r>
+        <w:t xml:space="preserve">- 27.05.2021 → 17.06.2021: −4.6%</w:t>
+      </w:r>
+    </w:p>
+    <w:p>
+      <w:pPr>
+        <w:pStyle w:val="BodyText"/>
+      </w:pPr>
+      <w:r>
+        <w:t xml:space="preserve">Среднее:</w:t>
+      </w:r>
+      <w:r>
+        <w:t xml:space="preserve"> </w:t>
+      </w:r>
+      <w:r>
+        <w:rPr>
+          <w:b/>
+          <w:bCs/>
+        </w:rPr>
+        <w:t xml:space="preserve">−3.6%</w:t>
+      </w:r>
+      <w:r>
+        <w:t xml:space="preserve">. Это и есть сезонный прогноз на 1 месяц.</w:t>
+      </w:r>
+    </w:p>
+    <w:p>
+      <w:pPr>
+        <w:pStyle w:val="BodyText"/>
+      </w:pPr>
+      <w:r>
+        <w:rPr>
+          <w:b/>
+          <w:bCs/>
+        </w:rPr>
+        <w:t xml:space="preserve">Как использовать:</w:t>
+      </w:r>
+      <w:r>
+        <w:t xml:space="preserve"> </w:t>
+      </w:r>
+      <w:r>
+        <w:t xml:space="preserve">сравните с прогнозом модели из вкладки «📈 Прогноз». Если</w:t>
+      </w:r>
+      <w:r>
+        <w:t xml:space="preserve"> </w:t>
+      </w:r>
+      <w:r>
+        <w:rPr>
+          <w:b/>
+          <w:bCs/>
+        </w:rPr>
+        <w:t xml:space="preserve">обе указывают вниз</w:t>
+      </w:r>
+      <w:r>
+        <w:t xml:space="preserve"> </w:t>
+      </w:r>
+      <w:r>
+        <w:t xml:space="preserve">— уверенность повышается. Если</w:t>
+      </w:r>
+      <w:r>
+        <w:t xml:space="preserve"> </w:t>
+      </w:r>
+      <w:r>
+        <w:rPr>
+          <w:b/>
+          <w:bCs/>
+        </w:rPr>
+        <w:t xml:space="preserve">расходятся</w:t>
+      </w:r>
+      <w:r>
+        <w:t xml:space="preserve"> </w:t>
+      </w:r>
+      <w:r>
+        <w:t xml:space="preserve">— модель опирается на уникальные факторы текущего момента (например, COT-экстремум или режим Markov).</w:t>
+      </w:r>
+    </w:p>
+    <w:bookmarkEnd w:id="34"/>
+    <w:bookmarkStart w:id="35" w:name="Xf0a2bbab3ce185d832688f3541497f9bcfcdc94"/>
+    <w:p>
+      <w:pPr>
+        <w:pStyle w:val="Heading3"/>
+      </w:pPr>
+      <w:r>
+        <w:t xml:space="preserve">6. Event study — поведение цены вокруг событий</w:t>
+      </w:r>
+    </w:p>
+    <w:p>
+      <w:pPr>
+        <w:pStyle w:val="BlockText"/>
+      </w:pPr>
+      <w:r>
+        <w:rPr>
+          <w:b/>
+          <w:bCs/>
+        </w:rPr>
+        <w:t xml:space="preserve">📸 Скриншот #12-season-event: Линии event study</w:t>
+      </w:r>
+    </w:p>
+    <w:p>
+      <w:pPr>
+        <w:pStyle w:val="BlockText"/>
+      </w:pPr>
+      <w:r>
+        <w:rPr>
+          <w:i/>
+          <w:iCs/>
+        </w:rPr>
+        <w:t xml:space="preserve">Сделать скриншот: линии разных цветов на одних осях, день 0 в центре, вертикальная пунктирная линия на день 0.</w:t>
+      </w:r>
+    </w:p>
+    <w:p>
+      <w:pPr>
+        <w:pStyle w:val="FirstParagraph"/>
+      </w:pPr>
+      <w:r>
+        <w:t xml:space="preserve">График показывает:</w:t>
+      </w:r>
+      <w:r>
+        <w:t xml:space="preserve"> </w:t>
+      </w:r>
+      <w:r>
+        <w:rPr>
+          <w:b/>
+          <w:bCs/>
+        </w:rPr>
+        <w:t xml:space="preserve">в среднем</w:t>
+      </w:r>
+      <w:r>
+        <w:t xml:space="preserve"> </w:t>
+      </w:r>
+      <w:r>
+        <w:t xml:space="preserve">по всем событиям данного типа из нашего каталога, как двигалась цена в последующие 45 дней.</w:t>
+      </w:r>
+    </w:p>
+    <w:p>
+      <w:pPr>
+        <w:pStyle w:val="BodyText"/>
+      </w:pPr>
+      <w:r>
+        <w:rPr>
+          <w:b/>
+          <w:bCs/>
+        </w:rPr>
+        <w:t xml:space="preserve">Цветовая легенда:</w:t>
+      </w:r>
+      <w:r>
+        <w:t xml:space="preserve"> </w:t>
+      </w:r>
+      <w:r>
+        <w:t xml:space="preserve">- ⛏️ Шоки предложения — обычно цена</w:t>
+      </w:r>
+      <w:r>
+        <w:t xml:space="preserve"> </w:t>
+      </w:r>
+      <w:r>
+        <w:rPr>
+          <w:b/>
+          <w:bCs/>
+        </w:rPr>
+        <w:t xml:space="preserve">растёт</w:t>
+      </w:r>
+      <w:r>
+        <w:t xml:space="preserve"> </w:t>
+      </w:r>
+      <w:r>
+        <w:t xml:space="preserve">на 3-8% за 30 дней</w:t>
+      </w:r>
+      <w:r>
+        <w:t xml:space="preserve"> </w:t>
+      </w:r>
+      <w:r>
+        <w:t xml:space="preserve">- 🏭 Шоки спроса — обычно</w:t>
+      </w:r>
+      <w:r>
+        <w:t xml:space="preserve"> </w:t>
+      </w:r>
+      <w:r>
+        <w:rPr>
+          <w:b/>
+          <w:bCs/>
+        </w:rPr>
+        <w:t xml:space="preserve">падает</w:t>
+      </w:r>
+      <w:r>
+        <w:t xml:space="preserve"> </w:t>
+      </w:r>
+      <w:r>
+        <w:t xml:space="preserve">на 5-15%</w:t>
+      </w:r>
+      <w:r>
+        <w:t xml:space="preserve"> </w:t>
+      </w:r>
+      <w:r>
+        <w:t xml:space="preserve">- 📜 Политика и тарифы — переменно (зависит от направления)</w:t>
+      </w:r>
+      <w:r>
+        <w:t xml:space="preserve"> </w:t>
+      </w:r>
+      <w:r>
+        <w:t xml:space="preserve">- 💱 Макро (ФРС, ставки) — обычно слабый эффект, ±2%</w:t>
+      </w:r>
+    </w:p>
+    <w:p>
+      <w:pPr>
+        <w:pStyle w:val="BodyText"/>
+      </w:pPr>
+      <w:r>
+        <w:rPr>
+          <w:b/>
+          <w:bCs/>
+        </w:rPr>
+        <w:t xml:space="preserve">Применение:</w:t>
+      </w:r>
+      <w:r>
+        <w:t xml:space="preserve"> </w:t>
+      </w:r>
+      <w:r>
+        <w:t xml:space="preserve">если в новостях появилась информация о</w:t>
+      </w:r>
+      <w:r>
+        <w:t xml:space="preserve"> </w:t>
+      </w:r>
+      <w:r>
+        <w:rPr>
+          <w:b/>
+          <w:bCs/>
+        </w:rPr>
+        <w:t xml:space="preserve">типе события</w:t>
+      </w:r>
+      <w:r>
+        <w:t xml:space="preserve">, аналогичного историческому, — посмотрите на средний эффект. Это</w:t>
+      </w:r>
+      <w:r>
+        <w:t xml:space="preserve"> </w:t>
+      </w:r>
+      <w:r>
+        <w:rPr>
+          <w:b/>
+          <w:bCs/>
+        </w:rPr>
+        <w:t xml:space="preserve">сценарный анализ</w:t>
+      </w:r>
+      <w:r>
+        <w:t xml:space="preserve"> </w:t>
+      </w:r>
+      <w:r>
+        <w:t xml:space="preserve">для оценки рисков.</w:t>
+      </w:r>
+    </w:p>
+    <w:p>
+      <w:r>
+        <w:pict>
+          <v:rect style="width:0;height:1.5pt" o:hralign="center" o:hrstd="t" o:hr="t"/>
+        </w:pict>
+      </w:r>
+    </w:p>
+    <w:bookmarkEnd w:id="35"/>
+    <w:bookmarkEnd w:id="36"/>
+    <w:bookmarkStart w:id="38" w:name="часть-8.-вкладка-новости-и-события"/>
     <w:p>
       <w:pPr>
         <w:pStyle w:val="Heading2"/>
@@ -5023,7 +5873,7 @@
         <w:t xml:space="preserve">новости: заголовок (ссылка на оригинал), дата/время, источник, теги, краткое содержание.</w:t>
       </w:r>
     </w:p>
-    <w:bookmarkStart w:id="31" w:name="Xdbe1fcb020ab3de3e33ac6e334ab9eb83a63d71"/>
+    <w:bookmarkStart w:id="37" w:name="Xdbe1fcb020ab3de3e33ac6e334ab9eb83a63d71"/>
     <w:p>
       <w:pPr>
         <w:pStyle w:val="Heading3"/>
@@ -5103,9 +5953,9 @@
         </w:pict>
       </w:r>
     </w:p>
-    <w:bookmarkEnd w:id="31"/>
-    <w:bookmarkEnd w:id="32"/>
-    <w:bookmarkStart w:id="38" w:name="часть-9.-вкладка-back-test"/>
+    <w:bookmarkEnd w:id="37"/>
+    <w:bookmarkEnd w:id="38"/>
+    <w:bookmarkStart w:id="44" w:name="часть-9.-вкладка-back-test"/>
     <w:p>
       <w:pPr>
         <w:pStyle w:val="Heading2"/>
@@ -5138,7 +5988,7 @@
         <w:t xml:space="preserve">(1-3 минуты при первом клике).</w:t>
       </w:r>
     </w:p>
-    <w:bookmarkStart w:id="33" w:name="шаг-9.1.-запуск"/>
+    <w:bookmarkStart w:id="39" w:name="шаг-9.1.-запуск"/>
     <w:p>
       <w:pPr>
         <w:pStyle w:val="Heading3"/>
@@ -5224,8 +6074,8 @@
         <w:t xml:space="preserve">.</w:t>
       </w:r>
     </w:p>
-    <w:bookmarkEnd w:id="33"/>
-    <w:bookmarkStart w:id="34" w:name="шаг-9.2.-прогресс"/>
+    <w:bookmarkEnd w:id="39"/>
+    <w:bookmarkStart w:id="40" w:name="шаг-9.2.-прогресс"/>
     <w:p>
       <w:pPr>
         <w:pStyle w:val="Heading3"/>
@@ -5266,8 +6116,8 @@
         <w:t xml:space="preserve">Сделать скриншот сразу после нажатия «Запустить back-test» — пока работает прогресс-бар. Желательно зафиксировать момент, когда виден процент выполнения (например, 40-70%).</w:t>
       </w:r>
     </w:p>
-    <w:bookmarkEnd w:id="34"/>
-    <w:bookmarkStart w:id="35" w:name="шаг-9.3.-таблица-метрик"/>
+    <w:bookmarkEnd w:id="40"/>
+    <w:bookmarkStart w:id="41" w:name="шаг-9.3.-таблица-метрик"/>
     <w:p>
       <w:pPr>
         <w:pStyle w:val="Heading3"/>
@@ -5389,8 +6239,8 @@
         <w:t xml:space="preserve">— насколько часто факт попадал в коридор. Целевое ≈ 80%.</w:t>
       </w:r>
     </w:p>
-    <w:bookmarkEnd w:id="35"/>
-    <w:bookmarkStart w:id="36" w:name="шаг-9.4.-бар-чарт-mape"/>
+    <w:bookmarkEnd w:id="41"/>
+    <w:bookmarkStart w:id="42" w:name="шаг-9.4.-бар-чарт-mape"/>
     <w:p>
       <w:pPr>
         <w:pStyle w:val="Heading3"/>
@@ -5423,8 +6273,8 @@
         <w:t xml:space="preserve">Сделать скриншот графика «MAPE по горизонту и модели» — группированные столбцы для GBM / ARIMA / XGBoost / Ensemble по 5 горизонтам.</w:t>
       </w:r>
     </w:p>
-    <w:bookmarkEnd w:id="36"/>
-    <w:bookmarkStart w:id="37" w:name="X1d298395a0000e5e9d6cfa27060bd820d2464ab"/>
+    <w:bookmarkEnd w:id="42"/>
+    <w:bookmarkStart w:id="43" w:name="X1d298395a0000e5e9d6cfa27060bd820d2464ab"/>
     <w:p>
       <w:pPr>
         <w:pStyle w:val="Heading3"/>
@@ -5663,9 +6513,9 @@
         </w:pict>
       </w:r>
     </w:p>
-    <w:bookmarkEnd w:id="37"/>
-    <w:bookmarkEnd w:id="38"/>
-    <w:bookmarkStart w:id="39" w:name="часть-10.-вкладка-сырые-данные"/>
+    <w:bookmarkEnd w:id="43"/>
+    <w:bookmarkEnd w:id="44"/>
+    <w:bookmarkStart w:id="45" w:name="часть-10.-вкладка-сырые-данные"/>
     <w:p>
       <w:pPr>
         <w:pStyle w:val="Heading2"/>
@@ -5745,8 +6595,8 @@
         </w:pict>
       </w:r>
     </w:p>
-    <w:bookmarkEnd w:id="39"/>
-    <w:bookmarkStart w:id="44" w:name="часть-11.-режим-историческая-дата"/>
+    <w:bookmarkEnd w:id="45"/>
+    <w:bookmarkStart w:id="50" w:name="часть-11.-режим-историческая-дата"/>
     <w:p>
       <w:pPr>
         <w:pStyle w:val="Heading2"/>
@@ -5763,7 +6613,7 @@
         <w:t xml:space="preserve">Возможность отмотать время назад и посмотреть, что бы предсказала модель в любой день прошлого.</w:t>
       </w:r>
     </w:p>
-    <w:bookmarkStart w:id="40" w:name="шаг-11.1.-включить-режим"/>
+    <w:bookmarkStart w:id="46" w:name="шаг-11.1.-включить-режим"/>
     <w:p>
       <w:pPr>
         <w:pStyle w:val="Heading3"/>
@@ -5817,8 +6667,8 @@
         <w:t xml:space="preserve">Сделать скриншот блока сайдбара «🕰️ Режим времени» с активным радио «Историческая дата».</w:t>
       </w:r>
     </w:p>
-    <w:bookmarkEnd w:id="40"/>
-    <w:bookmarkStart w:id="41" w:name="шаг-11.2.-выбрать-дату"/>
+    <w:bookmarkEnd w:id="46"/>
+    <w:bookmarkStart w:id="47" w:name="шаг-11.2.-выбрать-дату"/>
     <w:p>
       <w:pPr>
         <w:pStyle w:val="Heading3"/>
@@ -5970,8 +6820,8 @@
         <w:t xml:space="preserve">— это за день до забастовки Escondida. Сравните прогноз с фактическим продолжением цены.</w:t>
       </w:r>
     </w:p>
-    <w:bookmarkEnd w:id="41"/>
-    <w:bookmarkStart w:id="42" w:name="шаг-11.3.-сравнение-прогноза-с-фактом"/>
+    <w:bookmarkEnd w:id="47"/>
+    <w:bookmarkStart w:id="48" w:name="шаг-11.3.-сравнение-прогноза-с-фактом"/>
     <w:p>
       <w:pPr>
         <w:pStyle w:val="Heading3"/>
@@ -6108,8 +6958,8 @@
         <w:t xml:space="preserve">Желательно — вертикальные линии событий (Escondida 13.08.2024)</w:t>
       </w:r>
     </w:p>
-    <w:bookmarkEnd w:id="42"/>
-    <w:bookmarkStart w:id="43" w:name="шаг-11.4.-таблица-сравнения"/>
+    <w:bookmarkEnd w:id="48"/>
+    <w:bookmarkStart w:id="49" w:name="шаг-11.4.-таблица-сравнения"/>
     <w:p>
       <w:pPr>
         <w:pStyle w:val="Heading3"/>
@@ -6269,9 +7119,9 @@
         </w:pict>
       </w:r>
     </w:p>
-    <w:bookmarkEnd w:id="43"/>
-    <w:bookmarkEnd w:id="44"/>
-    <w:bookmarkStart w:id="49" w:name="часть-12.-типовые-сценарии-работы"/>
+    <w:bookmarkEnd w:id="49"/>
+    <w:bookmarkEnd w:id="50"/>
+    <w:bookmarkStart w:id="55" w:name="часть-12.-типовые-сценарии-работы"/>
     <w:p>
       <w:pPr>
         <w:pStyle w:val="Heading2"/>
@@ -6280,7 +7130,7 @@
         <w:t xml:space="preserve">Часть 12. Типовые сценарии работы</w:t>
       </w:r>
     </w:p>
-    <w:bookmarkStart w:id="45" w:name="сценарий-а.-утренний-мониторинг-3-минуты"/>
+    <w:bookmarkStart w:id="51" w:name="сценарий-а.-утренний-мониторинг-3-минуты"/>
     <w:p>
       <w:pPr>
         <w:pStyle w:val="Heading3"/>
@@ -6406,8 +7256,8 @@
         <w:t xml:space="preserve">Закрыть.</w:t>
       </w:r>
     </w:p>
-    <w:bookmarkEnd w:id="45"/>
-    <w:bookmarkStart w:id="46" w:name="Xf7db38e8ab67a7dac53758ed7a07a5d918e6d6e"/>
+    <w:bookmarkEnd w:id="51"/>
+    <w:bookmarkStart w:id="52" w:name="Xf7db38e8ab67a7dac53758ed7a07a5d918e6d6e"/>
     <w:p>
       <w:pPr>
         <w:pStyle w:val="Heading3"/>
@@ -6627,6 +7477,28 @@
           <w:b/>
           <w:bCs/>
         </w:rPr>
+        <w:t xml:space="preserve">Вкладка «🗓️ Сезонность»</w:t>
+      </w:r>
+      <w:r>
+        <w:t xml:space="preserve"> </w:t>
+      </w:r>
+      <w:r>
+        <w:t xml:space="preserve">→ сравнить сезонный прогноз с прогнозом модели. Если оба указывают в одну сторону — уверенность повышается. Проверьте «Лучший/худший месяц» — попадаете ли вы в сезонную яму.</w:t>
+      </w:r>
+    </w:p>
+    <w:p>
+      <w:pPr>
+        <w:pStyle w:val="Compact"/>
+        <w:numPr>
+          <w:ilvl w:val="0"/>
+          <w:numId w:val="1008"/>
+        </w:numPr>
+      </w:pPr>
+      <w:r>
+        <w:rPr>
+          <w:b/>
+          <w:bCs/>
+        </w:rPr>
         <w:t xml:space="preserve">Кнопка «📄 PDF-отчёт»</w:t>
       </w:r>
       <w:r>
@@ -6636,8 +7508,8 @@
         <w:t xml:space="preserve">→ сохранить для запроса согласования у руководства.</w:t>
       </w:r>
     </w:p>
-    <w:bookmarkEnd w:id="46"/>
-    <w:bookmarkStart w:id="47" w:name="X9b06668bd69431a03ead6fc22248ab13bd8eb5b"/>
+    <w:bookmarkEnd w:id="52"/>
+    <w:bookmarkStart w:id="53" w:name="X9b06668bd69431a03ead6fc22248ab13bd8eb5b"/>
     <w:p>
       <w:pPr>
         <w:pStyle w:val="Heading3"/>
@@ -6701,8 +7573,8 @@
         <w:t xml:space="preserve">Поэкспериментировать с разными моделями (Ensemble / XGBoost / ARIMA) — кто лучше уловил движение.</w:t>
       </w:r>
     </w:p>
-    <w:bookmarkEnd w:id="47"/>
-    <w:bookmarkStart w:id="48" w:name="X6ac1ab35cdfb60c9c088e84d039c7b1019265d2"/>
+    <w:bookmarkEnd w:id="53"/>
+    <w:bookmarkStart w:id="54" w:name="X6ac1ab35cdfb60c9c088e84d039c7b1019265d2"/>
     <w:p>
       <w:pPr>
         <w:pStyle w:val="Heading3"/>
@@ -6828,9 +7700,9 @@
         </w:pict>
       </w:r>
     </w:p>
-    <w:bookmarkEnd w:id="48"/>
-    <w:bookmarkEnd w:id="49"/>
-    <w:bookmarkStart w:id="55" w:name="часть-13.-если-что-то-пошло-не-так"/>
+    <w:bookmarkEnd w:id="54"/>
+    <w:bookmarkEnd w:id="55"/>
+    <w:bookmarkStart w:id="61" w:name="часть-13.-если-что-то-пошло-не-так"/>
     <w:p>
       <w:pPr>
         <w:pStyle w:val="Heading2"/>
@@ -6839,7 +7711,7 @@
         <w:t xml:space="preserve">Часть 13. Если что-то пошло не так</w:t>
       </w:r>
     </w:p>
-    <w:bookmarkStart w:id="50" w:name="страница-долго-грузится-2-минут"/>
+    <w:bookmarkStart w:id="56" w:name="страница-долго-грузится-2-минут"/>
     <w:p>
       <w:pPr>
         <w:pStyle w:val="Heading3"/>
@@ -6896,8 +7768,8 @@
         <w:t xml:space="preserve">в правом верхнем углу.</w:t>
       </w:r>
     </w:p>
-    <w:bookmarkEnd w:id="50"/>
-    <w:bookmarkStart w:id="51" w:name="X9cd969a6463737dc43cc459e80c3831dec9bff3"/>
+    <w:bookmarkEnd w:id="56"/>
+    <w:bookmarkStart w:id="57" w:name="X9cd969a6463737dc43cc459e80c3831dec9bff3"/>
     <w:p>
       <w:pPr>
         <w:pStyle w:val="Heading3"/>
@@ -6942,8 +7814,8 @@
         <w:t xml:space="preserve">— используется кэш.</w:t>
       </w:r>
     </w:p>
-    <w:bookmarkEnd w:id="51"/>
-    <w:bookmarkStart w:id="52" w:name="прогноз-выглядит-нереалистично"/>
+    <w:bookmarkEnd w:id="57"/>
+    <w:bookmarkStart w:id="58" w:name="прогноз-выглядит-нереалистично"/>
     <w:p>
       <w:pPr>
         <w:pStyle w:val="Heading3"/>
@@ -7020,8 +7892,8 @@
         <w:t xml:space="preserve">до 0.4.</w:t>
       </w:r>
     </w:p>
-    <w:bookmarkEnd w:id="52"/>
-    <w:bookmarkStart w:id="53" w:name="Xbf552b87ff0d10f8dabd28cbed5c7281861a5c3"/>
+    <w:bookmarkEnd w:id="58"/>
+    <w:bookmarkStart w:id="59" w:name="Xbf552b87ff0d10f8dabd28cbed5c7281861a5c3"/>
     <w:p>
       <w:pPr>
         <w:pStyle w:val="Heading3"/>
@@ -7054,8 +7926,8 @@
         <w:t xml:space="preserve">перезапустите приложение. После reboot — снимите галочки MLP и XGBoost (оставьте только GBM + ARIMA), это сильно облегчит нагрузку.</w:t>
       </w:r>
     </w:p>
-    <w:bookmarkEnd w:id="53"/>
-    <w:bookmarkStart w:id="54" w:name="где-смотреть-логи-приложения"/>
+    <w:bookmarkEnd w:id="59"/>
+    <w:bookmarkStart w:id="60" w:name="где-смотреть-логи-приложения"/>
     <w:p>
       <w:pPr>
         <w:pStyle w:val="Heading3"/>
@@ -7116,9 +7988,9 @@
         </w:pict>
       </w:r>
     </w:p>
-    <w:bookmarkEnd w:id="54"/>
-    <w:bookmarkEnd w:id="55"/>
-    <w:bookmarkStart w:id="56" w:name="контакты"/>
+    <w:bookmarkEnd w:id="60"/>
+    <w:bookmarkEnd w:id="61"/>
+    <w:bookmarkStart w:id="62" w:name="контакты"/>
     <w:p>
       <w:pPr>
         <w:pStyle w:val="Heading2"/>
@@ -7135,8 +8007,8 @@
         <w:t xml:space="preserve">Вопросы по работе системы и обратная связь — обращайтесь к команде разработки.</w:t>
       </w:r>
     </w:p>
-    <w:bookmarkEnd w:id="56"/>
-    <w:bookmarkEnd w:id="57"/>
+    <w:bookmarkEnd w:id="62"/>
+    <w:bookmarkEnd w:id="63"/>
     <w:sectPr>
       <w:footnotePr>
         <w:numRestart w:val="eachSect"/>
